--- a/ind/docx/43.content.docx
+++ b/ind/docx/43.content.docx
@@ -19,7 +19,7 @@
         <w:rPr>
           <w:lang w:val="id_ID" w:bidi="id_ID"/>
         </w:rPr>
-        <w:t>Resource: Catatan Studi - Pengantar Buku (Tyndale)</w:t>
+        <w:t>Resource: Tyndale Open Study Notes</w:t>
       </w:r>
       <w:r>
         <w:rPr>
@@ -112,7 +112,7 @@
         <w:rPr>
           <w:lang w:val="id_ID" w:bidi="id_ID"/>
         </w:rPr>
-        <w:t>Catatan Studi - Pengantar Buku (Tyndale)</w:t>
+        <w:t>Tyndale Open Study Notes</w:t>
       </w:r>
     </w:p>
     <w:p>

--- a/ind/docx/43.content.docx
+++ b/ind/docx/43.content.docx
@@ -19,7 +19,7 @@
         <w:rPr>
           <w:lang w:val="id_ID" w:bidi="id_ID"/>
         </w:rPr>
-        <w:t>Resource: Tyndale Open Study Notes</w:t>
+        <w:t>Resource: Aquifer Open Study Notes (Book Intros)</w:t>
       </w:r>
       <w:r>
         <w:rPr>
@@ -112,7 +112,7 @@
         <w:rPr>
           <w:lang w:val="id_ID" w:bidi="id_ID"/>
         </w:rPr>
-        <w:t>Tyndale Open Study Notes</w:t>
+        <w:t>Aquifer Open Study Notes (Book Intros)</w:t>
       </w:r>
     </w:p>
     <w:p>

--- a/ind/docx/43.content.docx
+++ b/ind/docx/43.content.docx
@@ -272,72 +272,48 @@
         </w:rPr>
         <w:t>Keinginan Yohanes yang terutama bagi pengikutnya adalah supaya mereka percaya bahwa Yesus Kristus adalah Anak Allah (</w:t>
       </w:r>
-      <w:hyperlink r:id="rId13">
-        <w:r>
-          <w:rPr>
-            <w:lang w:val="id_ID" w:bidi="id_ID"/>
-          </w:rPr>
-          <w:rPr>
-            <w:color w:val="0000EE"/>
-            <w:u w:val="single"/>
-          </w:rPr>
-          <w:t>Yoh. 20:31</w:t>
-        </w:r>
-      </w:hyperlink>
+      <w:r>
+        <w:rPr>
+          <w:lang w:val="id_ID" w:bidi="id_ID"/>
+        </w:rPr>
+        <w:t>Yoh. 20:31</w:t>
+      </w:r>
       <w:r>
         <w:rPr>
           <w:lang w:val="id_ID" w:bidi="id_ID"/>
         </w:rPr>
         <w:t>). Ia menyadari bahwa mereka tidak memiliki kesempatan untuk melihat banyak tanda dan mukjizat Yesus seperti yang telah ia alami (</w:t>
       </w:r>
-      <w:hyperlink r:id="rId14">
-        <w:r>
-          <w:rPr>
-            <w:lang w:val="id_ID" w:bidi="id_ID"/>
-          </w:rPr>
-          <w:rPr>
-            <w:color w:val="0000EE"/>
-            <w:u w:val="single"/>
-          </w:rPr>
-          <w:t>Yoh. 20:29</w:t>
-        </w:r>
-      </w:hyperlink>
+      <w:r>
+        <w:rPr>
+          <w:lang w:val="id_ID" w:bidi="id_ID"/>
+        </w:rPr>
+        <w:t>Yoh. 20:29</w:t>
+      </w:r>
       <w:r>
         <w:rPr>
           <w:lang w:val="id_ID" w:bidi="id_ID"/>
         </w:rPr>
         <w:t>). Kewenangan yang dimiliki Yohanes dan pengalamannya bersama Yesus tampak jelas dalam setiap kisah yang ia ceritakan. Sebagai saksi mata atas kehidupan Yesus (</w:t>
       </w:r>
-      <w:hyperlink r:id="rId15">
-        <w:r>
-          <w:rPr>
-            <w:lang w:val="id_ID" w:bidi="id_ID"/>
-          </w:rPr>
-          <w:rPr>
-            <w:color w:val="0000EE"/>
-            <w:u w:val="single"/>
-          </w:rPr>
-          <w:t>Yoh. 19:35</w:t>
-        </w:r>
-      </w:hyperlink>
+      <w:r>
+        <w:rPr>
+          <w:lang w:val="id_ID" w:bidi="id_ID"/>
+        </w:rPr>
+        <w:t>Yoh. 19:35</w:t>
+      </w:r>
       <w:r>
         <w:rPr>
           <w:lang w:val="id_ID" w:bidi="id_ID"/>
         </w:rPr>
         <w:t xml:space="preserve">), Yohanes telah mendengar, melihat, dan menyentuh sang Firman kehidupan (baca </w:t>
       </w:r>
-      <w:hyperlink r:id="rId16">
-        <w:r>
-          <w:rPr>
-            <w:lang w:val="id_ID" w:bidi="id_ID"/>
-          </w:rPr>
-          <w:rPr>
-            <w:color w:val="0000EE"/>
-            <w:u w:val="single"/>
-          </w:rPr>
-          <w:t>1Yoh. 1:1–4</w:t>
-        </w:r>
-      </w:hyperlink>
+      <w:r>
+        <w:rPr>
+          <w:lang w:val="id_ID" w:bidi="id_ID"/>
+        </w:rPr>
+        <w:t>1Yoh. 1:1–4</w:t>
+      </w:r>
       <w:r>
         <w:rPr>
           <w:lang w:val="id_ID" w:bidi="id_ID"/>
@@ -372,54 +348,36 @@
         </w:rPr>
         <w:t xml:space="preserve">Ketegangan meningkat. Sembari gereja-gereja kecil tumbuh bersama dengan sinagoge-sinagoge, banyak orang Yahudi bertobat. Penolakan terhadap orang-orang Kristen percaya tak terhindarkan. Namun, Yohanes berdiri membela gereja selama masa penganiayaan dan konflik yang mengerikan. Ketika sepertinya pergumulan gereja yang masih bayi dengan komunitas sinagoge yang bergengsi terlalu berat, Yohanes dengan berani memberi kesaksian tentang pelayanan Yesus Kristus. Ketika guru-guru palsu kemudian membawa perdebatan internal dan konflik ke dalam gereja, Yohanes sekali lagi memberi kekuatan kepada komunitas tersebut. Dengan menulis surat untuk menguatkan dan menasihati (baca </w:t>
       </w:r>
-      <w:hyperlink r:id="rId17">
-        <w:r>
-          <w:rPr>
-            <w:lang w:val="id_ID" w:bidi="id_ID"/>
-          </w:rPr>
-          <w:rPr>
-            <w:color w:val="0000EE"/>
-            <w:u w:val="single"/>
-          </w:rPr>
-          <w:t>1</w:t>
-        </w:r>
-      </w:hyperlink>
+      <w:r>
+        <w:rPr>
+          <w:lang w:val="id_ID" w:bidi="id_ID"/>
+        </w:rPr>
+        <w:t>1</w:t>
+      </w:r>
       <w:r>
         <w:rPr>
           <w:lang w:val="id_ID" w:bidi="id_ID"/>
         </w:rPr>
         <w:t xml:space="preserve">, </w:t>
       </w:r>
-      <w:hyperlink r:id="rId18">
-        <w:r>
-          <w:rPr>
-            <w:lang w:val="id_ID" w:bidi="id_ID"/>
-          </w:rPr>
-          <w:rPr>
-            <w:color w:val="0000EE"/>
-            <w:u w:val="single"/>
-          </w:rPr>
-          <w:t>2</w:t>
-        </w:r>
-      </w:hyperlink>
+      <w:r>
+        <w:rPr>
+          <w:lang w:val="id_ID" w:bidi="id_ID"/>
+        </w:rPr>
+        <w:t>2</w:t>
+      </w:r>
       <w:r>
         <w:rPr>
           <w:lang w:val="id_ID" w:bidi="id_ID"/>
         </w:rPr>
         <w:t xml:space="preserve">, dan </w:t>
       </w:r>
-      <w:hyperlink r:id="rId19">
-        <w:r>
-          <w:rPr>
-            <w:lang w:val="id_ID" w:bidi="id_ID"/>
-          </w:rPr>
-          <w:rPr>
-            <w:color w:val="0000EE"/>
-            <w:u w:val="single"/>
-          </w:rPr>
-          <w:t>3 Yohanes</w:t>
-        </w:r>
-      </w:hyperlink>
+      <w:r>
+        <w:rPr>
+          <w:lang w:val="id_ID" w:bidi="id_ID"/>
+        </w:rPr>
+        <w:t>3 Yohanes</w:t>
+      </w:r>
       <w:r>
         <w:rPr>
           <w:lang w:val="id_ID" w:bidi="id_ID"/>
@@ -465,36 +423,24 @@
         </w:rPr>
         <w:t xml:space="preserve">Yohanes membagi kitab Injilnya ke dalam dua bagian, yang terdiri dari </w:t>
       </w:r>
-      <w:hyperlink r:id="rId20">
-        <w:r>
-          <w:rPr>
-            <w:lang w:val="id_ID" w:bidi="id_ID"/>
-          </w:rPr>
-          <w:rPr>
-            <w:color w:val="0000EE"/>
-            <w:u w:val="single"/>
-          </w:rPr>
-          <w:t>Pasal 1–12</w:t>
-        </w:r>
-      </w:hyperlink>
+      <w:r>
+        <w:rPr>
+          <w:lang w:val="id_ID" w:bidi="id_ID"/>
+        </w:rPr>
+        <w:t>Pasal 1–12</w:t>
+      </w:r>
       <w:r>
         <w:rPr>
           <w:lang w:val="id_ID" w:bidi="id_ID"/>
         </w:rPr>
         <w:t xml:space="preserve"> Dan </w:t>
       </w:r>
-      <w:hyperlink r:id="rId21">
-        <w:r>
-          <w:rPr>
-            <w:lang w:val="id_ID" w:bidi="id_ID"/>
-          </w:rPr>
-          <w:rPr>
-            <w:color w:val="0000EE"/>
-            <w:u w:val="single"/>
-          </w:rPr>
-          <w:t>Pasal 13–21</w:t>
-        </w:r>
-      </w:hyperlink>
+      <w:r>
+        <w:rPr>
+          <w:lang w:val="id_ID" w:bidi="id_ID"/>
+        </w:rPr>
+        <w:t>Pasal 13–21</w:t>
+      </w:r>
       <w:r>
         <w:rPr>
           <w:lang w:val="id_ID" w:bidi="id_ID"/>
@@ -515,54 +461,36 @@
         </w:rPr>
         <w:t>Pasal 1–12. Pembukaan Kitab Injil (</w:t>
       </w:r>
-      <w:hyperlink r:id="rId22">
-        <w:r>
-          <w:rPr>
-            <w:lang w:val="id_ID" w:bidi="id_ID"/>
-          </w:rPr>
-          <w:rPr>
-            <w:color w:val="0000EE"/>
-            <w:u w:val="single"/>
-          </w:rPr>
-          <w:t>1:1–18</w:t>
-        </w:r>
-      </w:hyperlink>
+      <w:r>
+        <w:rPr>
+          <w:lang w:val="id_ID" w:bidi="id_ID"/>
+        </w:rPr>
+        <w:t>1:1–18</w:t>
+      </w:r>
       <w:r>
         <w:rPr>
           <w:lang w:val="id_ID" w:bidi="id_ID"/>
         </w:rPr>
         <w:t>) secara artistik merangkum masuknya Firman Allah ke dalam dunia. Yesus dibaptis dan memanggil para pengikut awal-Nya (</w:t>
       </w:r>
-      <w:hyperlink r:id="rId23">
-        <w:r>
-          <w:rPr>
-            <w:lang w:val="id_ID" w:bidi="id_ID"/>
-          </w:rPr>
-          <w:rPr>
-            <w:color w:val="0000EE"/>
-            <w:u w:val="single"/>
-          </w:rPr>
-          <w:t>1:19–51</w:t>
-        </w:r>
-      </w:hyperlink>
+      <w:r>
+        <w:rPr>
+          <w:lang w:val="id_ID" w:bidi="id_ID"/>
+        </w:rPr>
+        <w:t>1:19–51</w:t>
+      </w:r>
       <w:r>
         <w:rPr>
           <w:lang w:val="id_ID" w:bidi="id_ID"/>
         </w:rPr>
         <w:t>). Lalu serangkaian peristiwa yang luar biasa (</w:t>
       </w:r>
-      <w:hyperlink r:id="rId24">
-        <w:r>
-          <w:rPr>
-            <w:lang w:val="id_ID" w:bidi="id_ID"/>
-          </w:rPr>
-          <w:rPr>
-            <w:color w:val="0000EE"/>
-            <w:u w:val="single"/>
-          </w:rPr>
-          <w:t>Pasal 2–4</w:t>
-        </w:r>
-      </w:hyperlink>
+      <w:r>
+        <w:rPr>
+          <w:lang w:val="id_ID" w:bidi="id_ID"/>
+        </w:rPr>
+        <w:t>Pasal 2–4</w:t>
+      </w:r>
       <w:r>
         <w:rPr>
           <w:lang w:val="id_ID" w:bidi="id_ID"/>
@@ -583,18 +511,12 @@
         </w:rPr>
         <w:t>Pada bagian berikutnya (</w:t>
       </w:r>
-      <w:hyperlink r:id="rId25">
-        <w:r>
-          <w:rPr>
-            <w:lang w:val="id_ID" w:bidi="id_ID"/>
-          </w:rPr>
-          <w:rPr>
-            <w:color w:val="0000EE"/>
-            <w:u w:val="single"/>
-          </w:rPr>
-          <w:t>Pasal 5–10</w:t>
-        </w:r>
-      </w:hyperlink>
+      <w:r>
+        <w:rPr>
+          <w:lang w:val="id_ID" w:bidi="id_ID"/>
+        </w:rPr>
+        <w:t>Pasal 5–10</w:t>
+      </w:r>
       <w:r>
         <w:rPr>
           <w:lang w:val="id_ID" w:bidi="id_ID"/>
@@ -615,36 +537,24 @@
         </w:rPr>
         <w:t>Lalu Yesus mulai mempersiapkan kematian dan kebangkitan-Nya. Yohanes menggambarkan kedatangan Yesus di Betania, sebuah kota di sebelah timur Yerusalem (</w:t>
       </w:r>
-      <w:hyperlink r:id="rId26">
-        <w:r>
-          <w:rPr>
-            <w:lang w:val="id_ID" w:bidi="id_ID"/>
-          </w:rPr>
-          <w:rPr>
-            <w:color w:val="0000EE"/>
-            <w:u w:val="single"/>
-          </w:rPr>
-          <w:t>Pasal 11</w:t>
-        </w:r>
-      </w:hyperlink>
+      <w:r>
+        <w:rPr>
+          <w:lang w:val="id_ID" w:bidi="id_ID"/>
+        </w:rPr>
+        <w:t>Pasal 11</w:t>
+      </w:r>
       <w:r>
         <w:rPr>
           <w:lang w:val="id_ID" w:bidi="id_ID"/>
         </w:rPr>
         <w:t>). Sahabatnya, Lazarus, meninggal, dan Yesus membangkitkannya. Setelah peristiwa yang luar biasa ini, Yesus menampakkan diri untuk terakhir kalinya kepada dunia agar mereka percaya kepada-Nya dan misi-Nya (</w:t>
       </w:r>
-      <w:hyperlink r:id="rId27">
-        <w:r>
-          <w:rPr>
-            <w:lang w:val="id_ID" w:bidi="id_ID"/>
-          </w:rPr>
-          <w:rPr>
-            <w:color w:val="0000EE"/>
-            <w:u w:val="single"/>
-          </w:rPr>
-          <w:t>Pasal 12</w:t>
-        </w:r>
-      </w:hyperlink>
+      <w:r>
+        <w:rPr>
+          <w:lang w:val="id_ID" w:bidi="id_ID"/>
+        </w:rPr>
+        <w:t>Pasal 12</w:t>
+      </w:r>
       <w:r>
         <w:rPr>
           <w:lang w:val="id_ID" w:bidi="id_ID"/>
@@ -665,18 +575,12 @@
         </w:rPr>
         <w:t>Pasal 13–21. Yohanes beralih kepada kematian dan kebangkitan Yesus, mengingatkan para pembacanya bahwa salib bukanlah tanda keputusasaan melainkan gambaran kemuliaan. Yesus kembali kepada Bapa dan harus mempersiapkan murid-murid-Nya untuk menerima kepergian-Nya. Dalam perjamuan Paskah yang terakhir, Yesus mencurahkan isi hati-Nya kepada murid-murid-Nya (</w:t>
       </w:r>
-      <w:hyperlink r:id="rId28">
-        <w:r>
-          <w:rPr>
-            <w:lang w:val="id_ID" w:bidi="id_ID"/>
-          </w:rPr>
-          <w:rPr>
-            <w:color w:val="0000EE"/>
-            <w:u w:val="single"/>
-          </w:rPr>
-          <w:t>Pasal 13–17</w:t>
-        </w:r>
-      </w:hyperlink>
+      <w:r>
+        <w:rPr>
+          <w:lang w:val="id_ID" w:bidi="id_ID"/>
+        </w:rPr>
+        <w:t>Pasal 13–17</w:t>
+      </w:r>
       <w:r>
         <w:rPr>
           <w:lang w:val="id_ID" w:bidi="id_ID"/>
@@ -697,36 +601,24 @@
         </w:rPr>
         <w:t>Setelah perjamuan Paskah itu, Yesus membawa para pengikut-Nya ke sebelah timur kota itu, menyeberangi sebuah lembah ke sebuah kebun zaitun kecil bernama Getsemani (</w:t>
       </w:r>
-      <w:hyperlink r:id="rId29">
-        <w:r>
-          <w:rPr>
-            <w:lang w:val="id_ID" w:bidi="id_ID"/>
-          </w:rPr>
-          <w:rPr>
-            <w:color w:val="0000EE"/>
-            <w:u w:val="single"/>
-          </w:rPr>
-          <w:t>Pasal 18</w:t>
-        </w:r>
-      </w:hyperlink>
+      <w:r>
+        <w:rPr>
+          <w:lang w:val="id_ID" w:bidi="id_ID"/>
+        </w:rPr>
+        <w:t>Pasal 18</w:t>
+      </w:r>
       <w:r>
         <w:rPr>
           <w:lang w:val="id_ID" w:bidi="id_ID"/>
         </w:rPr>
         <w:t>). Yudas, yang sepakat untuk mengkhianati Yesus, segera datang dengan segerombolan tentara Romawi dan penjaga-penjaga Bait Suci. Setelah Ia ditangkap, Yesus berdiri di hadapan majelis tinggi Yahudi untuk diinterogasi; pertama oleh Hanas, lalu Kayafas, imam besar yang menjabat saat itu. Pada waktu pagi, para pemimpin Yahudi membawa Yesus kepada gubernur Romawi, Pontius Pilatus, yang mengajukan beberapa pertanyaan tentang identitas Yesus. Pilatus, yang telah dipengaruhi oleh para pemimpin Yahudi, memutuskan menyalibkan Yesus (</w:t>
       </w:r>
-      <w:hyperlink r:id="rId30">
-        <w:r>
-          <w:rPr>
-            <w:lang w:val="id_ID" w:bidi="id_ID"/>
-          </w:rPr>
-          <w:rPr>
-            <w:color w:val="0000EE"/>
-            <w:u w:val="single"/>
-          </w:rPr>
-          <w:t>Pasal 19</w:t>
-        </w:r>
-      </w:hyperlink>
+      <w:r>
+        <w:rPr>
+          <w:lang w:val="id_ID" w:bidi="id_ID"/>
+        </w:rPr>
+        <w:t>Pasal 19</w:t>
+      </w:r>
       <w:r>
         <w:rPr>
           <w:lang w:val="id_ID" w:bidi="id_ID"/>
@@ -747,90 +639,60 @@
         </w:rPr>
         <w:t>Puncak dari Injil Yohanes adalah kebangkitan Yesus dari antara orang mati (</w:t>
       </w:r>
-      <w:hyperlink r:id="rId31">
-        <w:r>
-          <w:rPr>
-            <w:lang w:val="id_ID" w:bidi="id_ID"/>
-          </w:rPr>
-          <w:rPr>
-            <w:color w:val="0000EE"/>
-            <w:u w:val="single"/>
-          </w:rPr>
-          <w:t>Pasal 20</w:t>
-        </w:r>
-      </w:hyperlink>
+      <w:r>
+        <w:rPr>
+          <w:lang w:val="id_ID" w:bidi="id_ID"/>
+        </w:rPr>
+        <w:t>Pasal 20</w:t>
+      </w:r>
       <w:r>
         <w:rPr>
           <w:lang w:val="id_ID" w:bidi="id_ID"/>
         </w:rPr>
         <w:t>). Peristiwa ini memulai serangkaian cerita dramatis di mana Yesus menampakkan diri kepada para pengikut-Nya dan menguatkan mereka. Ia memberi mereka Roh Kudus dan mengutus mereka untuk mewakili Dia kepada dunia. Yesus kemudian memberi murid-murid-Nya sebuah perintah pamungkas (</w:t>
       </w:r>
-      <w:hyperlink r:id="rId32">
-        <w:r>
-          <w:rPr>
-            <w:lang w:val="id_ID" w:bidi="id_ID"/>
-          </w:rPr>
-          <w:rPr>
-            <w:color w:val="0000EE"/>
-            <w:u w:val="single"/>
-          </w:rPr>
-          <w:t>Pasal 21</w:t>
-        </w:r>
-      </w:hyperlink>
+      <w:r>
+        <w:rPr>
+          <w:lang w:val="id_ID" w:bidi="id_ID"/>
+        </w:rPr>
+        <w:t>Pasal 21</w:t>
+      </w:r>
       <w:r>
         <w:rPr>
           <w:lang w:val="id_ID" w:bidi="id_ID"/>
         </w:rPr>
         <w:t>). Ia mengingatkan kita akan kuasa-Nya (</w:t>
       </w:r>
-      <w:hyperlink r:id="rId33">
-        <w:r>
-          <w:rPr>
-            <w:lang w:val="id_ID" w:bidi="id_ID"/>
-          </w:rPr>
-          <w:rPr>
-            <w:color w:val="0000EE"/>
-            <w:u w:val="single"/>
-          </w:rPr>
-          <w:t>21:1–14</w:t>
-        </w:r>
-      </w:hyperlink>
+      <w:r>
+        <w:rPr>
+          <w:lang w:val="id_ID" w:bidi="id_ID"/>
+        </w:rPr>
+        <w:t>21:1–14</w:t>
+      </w:r>
       <w:r>
         <w:rPr>
           <w:lang w:val="id_ID" w:bidi="id_ID"/>
         </w:rPr>
         <w:t>); menetapkan ulang Petrus, yang pernah menyangkali Dia (</w:t>
       </w:r>
-      <w:hyperlink r:id="rId34">
-        <w:r>
-          <w:rPr>
-            <w:lang w:val="id_ID" w:bidi="id_ID"/>
-          </w:rPr>
-          <w:rPr>
-            <w:color w:val="0000EE"/>
-            <w:u w:val="single"/>
-          </w:rPr>
-          <w:t>21:15–17</w:t>
-        </w:r>
-      </w:hyperlink>
+      <w:r>
+        <w:rPr>
+          <w:lang w:val="id_ID" w:bidi="id_ID"/>
+        </w:rPr>
+        <w:t>21:15–17</w:t>
+      </w:r>
       <w:r>
         <w:rPr>
           <w:lang w:val="id_ID" w:bidi="id_ID"/>
         </w:rPr>
         <w:t>); dan memerintahkan Petrus untuk mengikut Dia melakukan misi-Nya (</w:t>
       </w:r>
-      <w:hyperlink r:id="rId35">
-        <w:r>
-          <w:rPr>
-            <w:lang w:val="id_ID" w:bidi="id_ID"/>
-          </w:rPr>
-          <w:rPr>
-            <w:color w:val="0000EE"/>
-            <w:u w:val="single"/>
-          </w:rPr>
-          <w:t>21:18–19</w:t>
-        </w:r>
-      </w:hyperlink>
+      <w:r>
+        <w:rPr>
+          <w:lang w:val="id_ID" w:bidi="id_ID"/>
+        </w:rPr>
+        <w:t>21:18–19</w:t>
+      </w:r>
       <w:r>
         <w:rPr>
           <w:lang w:val="id_ID" w:bidi="id_ID"/>
@@ -862,126 +724,84 @@
         </w:rPr>
         <w:t xml:space="preserve">Sebagaimana kitab-kitab Injil yang lain, Yohanes tidak memberi bukti yang lugas, meskipun tokoh penuh teka-teki “murid yang dikasihi” itu memberi kita beberapa petunjuk yang jelas (baca </w:t>
       </w:r>
-      <w:hyperlink r:id="rId36">
-        <w:r>
-          <w:rPr>
-            <w:lang w:val="id_ID" w:bidi="id_ID"/>
-          </w:rPr>
-          <w:rPr>
-            <w:color w:val="0000EE"/>
-            <w:u w:val="single"/>
-          </w:rPr>
-          <w:t>13:23</w:t>
-        </w:r>
-      </w:hyperlink>
+      <w:r>
+        <w:rPr>
+          <w:lang w:val="id_ID" w:bidi="id_ID"/>
+        </w:rPr>
+        <w:t>13:23</w:t>
+      </w:r>
       <w:r>
         <w:rPr>
           <w:lang w:val="id_ID" w:bidi="id_ID"/>
         </w:rPr>
         <w:t xml:space="preserve">; </w:t>
       </w:r>
-      <w:hyperlink r:id="rId37">
-        <w:r>
-          <w:rPr>
-            <w:lang w:val="id_ID" w:bidi="id_ID"/>
-          </w:rPr>
-          <w:rPr>
-            <w:color w:val="0000EE"/>
-            <w:u w:val="single"/>
-          </w:rPr>
-          <w:t>19:26–27</w:t>
-        </w:r>
-      </w:hyperlink>
+      <w:r>
+        <w:rPr>
+          <w:lang w:val="id_ID" w:bidi="id_ID"/>
+        </w:rPr>
+        <w:t>19:26–27</w:t>
+      </w:r>
       <w:r>
         <w:rPr>
           <w:lang w:val="id_ID" w:bidi="id_ID"/>
         </w:rPr>
         <w:t xml:space="preserve">; </w:t>
       </w:r>
-      <w:hyperlink r:id="rId38">
-        <w:r>
-          <w:rPr>
-            <w:lang w:val="id_ID" w:bidi="id_ID"/>
-          </w:rPr>
-          <w:rPr>
-            <w:color w:val="0000EE"/>
-            <w:u w:val="single"/>
-          </w:rPr>
-          <w:t>20:2–10</w:t>
-        </w:r>
-      </w:hyperlink>
+      <w:r>
+        <w:rPr>
+          <w:lang w:val="id_ID" w:bidi="id_ID"/>
+        </w:rPr>
+        <w:t>20:2–10</w:t>
+      </w:r>
       <w:r>
         <w:rPr>
           <w:lang w:val="id_ID" w:bidi="id_ID"/>
         </w:rPr>
         <w:t xml:space="preserve">; </w:t>
       </w:r>
-      <w:hyperlink r:id="rId39">
-        <w:r>
-          <w:rPr>
-            <w:lang w:val="id_ID" w:bidi="id_ID"/>
-          </w:rPr>
-          <w:rPr>
-            <w:color w:val="0000EE"/>
-            <w:u w:val="single"/>
-          </w:rPr>
-          <w:t>21:7</w:t>
-        </w:r>
-      </w:hyperlink>
+      <w:r>
+        <w:rPr>
+          <w:lang w:val="id_ID" w:bidi="id_ID"/>
+        </w:rPr>
+        <w:t>21:7</w:t>
+      </w:r>
       <w:r>
         <w:rPr>
           <w:lang w:val="id_ID" w:bidi="id_ID"/>
         </w:rPr>
         <w:t xml:space="preserve">, </w:t>
       </w:r>
-      <w:hyperlink r:id="rId40">
-        <w:r>
-          <w:rPr>
-            <w:lang w:val="id_ID" w:bidi="id_ID"/>
-          </w:rPr>
-          <w:rPr>
-            <w:color w:val="0000EE"/>
-            <w:u w:val="single"/>
-          </w:rPr>
-          <w:t>20–24</w:t>
-        </w:r>
-      </w:hyperlink>
+      <w:r>
+        <w:rPr>
+          <w:lang w:val="id_ID" w:bidi="id_ID"/>
+        </w:rPr>
+        <w:t>20–24</w:t>
+      </w:r>
       <w:r>
         <w:rPr>
           <w:lang w:val="id_ID" w:bidi="id_ID"/>
         </w:rPr>
         <w:t>). Injil Yohanes pastilah terkait dengan orang itu, sebab ia dikenali sebagai sumber saksi mata atas catatan tentang kehidupan Yesus (</w:t>
       </w:r>
-      <w:hyperlink r:id="rId15">
-        <w:r>
-          <w:rPr>
-            <w:lang w:val="id_ID" w:bidi="id_ID"/>
-          </w:rPr>
-          <w:rPr>
-            <w:color w:val="0000EE"/>
-            <w:u w:val="single"/>
-          </w:rPr>
-          <w:t>19:35</w:t>
-        </w:r>
-      </w:hyperlink>
+      <w:r>
+        <w:rPr>
+          <w:lang w:val="id_ID" w:bidi="id_ID"/>
+        </w:rPr>
+        <w:t>19:35</w:t>
+      </w:r>
       <w:r>
         <w:rPr>
           <w:lang w:val="id_ID" w:bidi="id_ID"/>
         </w:rPr>
         <w:t xml:space="preserve">; </w:t>
       </w:r>
-      <w:hyperlink r:id="rId40">
-        <w:r>
-          <w:rPr>
-            <w:lang w:val="id_ID" w:bidi="id_ID"/>
-          </w:rPr>
-          <w:rPr>
-            <w:color w:val="0000EE"/>
-            <w:u w:val="single"/>
-          </w:rPr>
-          <w:t>21:20–24</w:t>
-        </w:r>
-      </w:hyperlink>
+      <w:r>
+        <w:rPr>
+          <w:lang w:val="id_ID" w:bidi="id_ID"/>
+        </w:rPr>
+        <w:t>21:20–24</w:t>
+      </w:r>
       <w:r>
         <w:rPr>
           <w:lang w:val="id_ID" w:bidi="id_ID"/>
@@ -1015,54 +835,36 @@
         </w:rPr>
         <w:t xml:space="preserve">3.23). Yohanes adalah salah satu dari 12 murid Yesus dan, bersama dengan Yakobus (saudaranya) dan Petrus, merupakan bagian dari lingkaran dalam kehidupan Yesus (baca misalnya, </w:t>
       </w:r>
-      <w:hyperlink r:id="rId41">
-        <w:r>
-          <w:rPr>
-            <w:lang w:val="id_ID" w:bidi="id_ID"/>
-          </w:rPr>
-          <w:rPr>
-            <w:color w:val="0000EE"/>
-            <w:u w:val="single"/>
-          </w:rPr>
-          <w:t>Mat. 26:36–37</w:t>
-        </w:r>
-      </w:hyperlink>
+      <w:r>
+        <w:rPr>
+          <w:lang w:val="id_ID" w:bidi="id_ID"/>
+        </w:rPr>
+        <w:t>Mat. 26:36–37</w:t>
+      </w:r>
       <w:r>
         <w:rPr>
           <w:lang w:val="id_ID" w:bidi="id_ID"/>
         </w:rPr>
         <w:t xml:space="preserve">; </w:t>
       </w:r>
-      <w:hyperlink r:id="rId42">
-        <w:r>
-          <w:rPr>
-            <w:lang w:val="id_ID" w:bidi="id_ID"/>
-          </w:rPr>
-          <w:rPr>
-            <w:color w:val="0000EE"/>
-            <w:u w:val="single"/>
-          </w:rPr>
-          <w:t>Mrk. 5:37</w:t>
-        </w:r>
-      </w:hyperlink>
+      <w:r>
+        <w:rPr>
+          <w:lang w:val="id_ID" w:bidi="id_ID"/>
+        </w:rPr>
+        <w:t>Mrk. 5:37</w:t>
+      </w:r>
       <w:r>
         <w:rPr>
           <w:lang w:val="id_ID" w:bidi="id_ID"/>
         </w:rPr>
         <w:t xml:space="preserve">; </w:t>
       </w:r>
-      <w:hyperlink r:id="rId43">
-        <w:r>
-          <w:rPr>
-            <w:lang w:val="id_ID" w:bidi="id_ID"/>
-          </w:rPr>
-          <w:rPr>
-            <w:color w:val="0000EE"/>
-            <w:u w:val="single"/>
-          </w:rPr>
-          <w:t>9:2</w:t>
-        </w:r>
-      </w:hyperlink>
+      <w:r>
+        <w:rPr>
+          <w:lang w:val="id_ID" w:bidi="id_ID"/>
+        </w:rPr>
+        <w:t>9:2</w:t>
+      </w:r>
       <w:r>
         <w:rPr>
           <w:lang w:val="id_ID" w:bidi="id_ID"/>
@@ -1121,54 +923,36 @@
         </w:rPr>
         <w:t xml:space="preserve"> Adalah kata dalam bahasa Ibrani yang berarti “guru” (</w:t>
       </w:r>
-      <w:hyperlink r:id="rId44">
-        <w:r>
-          <w:rPr>
-            <w:lang w:val="id_ID" w:bidi="id_ID"/>
-          </w:rPr>
-          <w:rPr>
-            <w:color w:val="0000EE"/>
-            <w:u w:val="single"/>
-          </w:rPr>
-          <w:t>1:38</w:t>
-        </w:r>
-      </w:hyperlink>
+      <w:r>
+        <w:rPr>
+          <w:lang w:val="id_ID" w:bidi="id_ID"/>
+        </w:rPr>
+        <w:t>1:38</w:t>
+      </w:r>
       <w:r>
         <w:rPr>
           <w:lang w:val="id_ID" w:bidi="id_ID"/>
         </w:rPr>
         <w:t>), dan ia memberi nama alternatif untuk Danau Galilea (</w:t>
       </w:r>
-      <w:hyperlink r:id="rId45">
-        <w:r>
-          <w:rPr>
-            <w:lang w:val="id_ID" w:bidi="id_ID"/>
-          </w:rPr>
-          <w:rPr>
-            <w:color w:val="0000EE"/>
-            <w:u w:val="single"/>
-          </w:rPr>
-          <w:t>6:1</w:t>
-        </w:r>
-      </w:hyperlink>
+      <w:r>
+        <w:rPr>
+          <w:lang w:val="id_ID" w:bidi="id_ID"/>
+        </w:rPr>
+        <w:t>6:1</w:t>
+      </w:r>
       <w:r>
         <w:rPr>
           <w:lang w:val="id_ID" w:bidi="id_ID"/>
         </w:rPr>
         <w:t>). Pada waktu yang sama, Yohanes menganggap para pembacanya familier dengan tradisi-tradisi, konsep, dan perayaan-perayaan Yahudi. Mereka juga mungkin familier dengan cerita dasar yang disajikan di dalam Injil Markus. Sebagai contoh, Yohanes menyebutkan tentang pemenjaraan Yohanes Pembaptis (</w:t>
       </w:r>
-      <w:hyperlink r:id="rId46">
-        <w:r>
-          <w:rPr>
-            <w:lang w:val="id_ID" w:bidi="id_ID"/>
-          </w:rPr>
-          <w:rPr>
-            <w:color w:val="0000EE"/>
-            <w:u w:val="single"/>
-          </w:rPr>
-          <w:t>3:24</w:t>
-        </w:r>
-      </w:hyperlink>
+      <w:r>
+        <w:rPr>
+          <w:lang w:val="id_ID" w:bidi="id_ID"/>
+        </w:rPr>
+        <w:t>3:24</w:t>
+      </w:r>
       <w:r>
         <w:rPr>
           <w:lang w:val="id_ID" w:bidi="id_ID"/>
@@ -1200,54 +984,36 @@
         </w:rPr>
         <w:t>Penyingkapan dan Penebusan. “Terang itu bercahaya di dalam kegelapan dan kegelapan itu tidak menguasainya” (</w:t>
       </w:r>
-      <w:hyperlink r:id="rId47">
-        <w:r>
-          <w:rPr>
-            <w:lang w:val="id_ID" w:bidi="id_ID"/>
-          </w:rPr>
-          <w:rPr>
-            <w:color w:val="0000EE"/>
-            <w:u w:val="single"/>
-          </w:rPr>
-          <w:t>1:5</w:t>
-        </w:r>
-      </w:hyperlink>
+      <w:r>
+        <w:rPr>
+          <w:lang w:val="id_ID" w:bidi="id_ID"/>
+        </w:rPr>
+        <w:t>1:5</w:t>
+      </w:r>
       <w:r>
         <w:rPr>
           <w:lang w:val="id_ID" w:bidi="id_ID"/>
         </w:rPr>
         <w:t>). Terang Allah mendiami bumi: Kristus menyingkapkan Bapa (</w:t>
       </w:r>
-      <w:hyperlink r:id="rId48">
-        <w:r>
-          <w:rPr>
-            <w:lang w:val="id_ID" w:bidi="id_ID"/>
-          </w:rPr>
-          <w:rPr>
-            <w:color w:val="0000EE"/>
-            <w:u w:val="single"/>
-          </w:rPr>
-          <w:t>14:9</w:t>
-        </w:r>
-      </w:hyperlink>
+      <w:r>
+        <w:rPr>
+          <w:lang w:val="id_ID" w:bidi="id_ID"/>
+        </w:rPr>
+        <w:t>14:9</w:t>
+      </w:r>
       <w:r>
         <w:rPr>
           <w:lang w:val="id_ID" w:bidi="id_ID"/>
         </w:rPr>
         <w:t>). Di dalam Kristus kita melihat kemuliaan Allah dalam wujud manusia. Meskipun Yesus dianiaya, diadili, dan disalibkan, terang itu tidak dapat dipadamkan. Tujuan Yesus menyingkapkan Allah adalah menebus manusia: “Dalam Dia ada hidup dan hidup itu adalah terang manusia” (</w:t>
       </w:r>
-      <w:hyperlink r:id="rId49">
-        <w:r>
-          <w:rPr>
-            <w:lang w:val="id_ID" w:bidi="id_ID"/>
-          </w:rPr>
-          <w:rPr>
-            <w:color w:val="0000EE"/>
-            <w:u w:val="single"/>
-          </w:rPr>
-          <w:t>1:4</w:t>
-        </w:r>
-      </w:hyperlink>
+      <w:r>
+        <w:rPr>
+          <w:lang w:val="id_ID" w:bidi="id_ID"/>
+        </w:rPr>
+        <w:t>1:4</w:t>
+      </w:r>
       <w:r>
         <w:rPr>
           <w:lang w:val="id_ID" w:bidi="id_ID"/>
@@ -1268,72 +1034,48 @@
         </w:rPr>
         <w:t>Penyembahan dan Roh Kudus. Penyembahan harus terjadi “dalam roh dan kebenaran” (</w:t>
       </w:r>
-      <w:hyperlink r:id="rId50">
-        <w:r>
-          <w:rPr>
-            <w:lang w:val="id_ID" w:bidi="id_ID"/>
-          </w:rPr>
-          <w:rPr>
-            <w:color w:val="0000EE"/>
-            <w:u w:val="single"/>
-          </w:rPr>
-          <w:t>4:24</w:t>
-        </w:r>
-      </w:hyperlink>
+      <w:r>
+        <w:rPr>
+          <w:lang w:val="id_ID" w:bidi="id_ID"/>
+        </w:rPr>
+        <w:t>4:24</w:t>
+      </w:r>
       <w:r>
         <w:rPr>
           <w:lang w:val="id_ID" w:bidi="id_ID"/>
         </w:rPr>
         <w:t>), diberi kuasa dan wawasan oleh Roh Allah. Nikodemus harus dilahirkan dari “air dan roh” supaya ia dapat masuk ke dalam Kerajaan Allah (</w:t>
       </w:r>
-      <w:hyperlink r:id="rId51">
-        <w:r>
-          <w:rPr>
-            <w:lang w:val="id_ID" w:bidi="id_ID"/>
-          </w:rPr>
-          <w:rPr>
-            <w:color w:val="0000EE"/>
-            <w:u w:val="single"/>
-          </w:rPr>
-          <w:t>3:5</w:t>
-        </w:r>
-      </w:hyperlink>
+      <w:r>
+        <w:rPr>
+          <w:lang w:val="id_ID" w:bidi="id_ID"/>
+        </w:rPr>
+        <w:t>3:5</w:t>
+      </w:r>
       <w:r>
         <w:rPr>
           <w:lang w:val="id_ID" w:bidi="id_ID"/>
         </w:rPr>
         <w:t>). Di daerah Galilea, setelah memberi makan 5.000 orang, Yesus berkata kepada orang banyak itu bahwa roti hidup tersedia dalam tubuh-Nya, yang harus dipersembahkan. Ia meminta mereka untuk makan tubuh dan minum darah-Nya, yang merupakan lambang dari Perjamuan Kudus (</w:t>
       </w:r>
-      <w:hyperlink r:id="rId52">
-        <w:r>
-          <w:rPr>
-            <w:lang w:val="id_ID" w:bidi="id_ID"/>
-          </w:rPr>
-          <w:rPr>
-            <w:color w:val="0000EE"/>
-            <w:u w:val="single"/>
-          </w:rPr>
-          <w:t>6:51–59</w:t>
-        </w:r>
-      </w:hyperlink>
+      <w:r>
+        <w:rPr>
+          <w:lang w:val="id_ID" w:bidi="id_ID"/>
+        </w:rPr>
+        <w:t>6:51–59</w:t>
+      </w:r>
       <w:r>
         <w:rPr>
           <w:lang w:val="id_ID" w:bidi="id_ID"/>
         </w:rPr>
         <w:t xml:space="preserve">). Namun, penyembahan yang hanya berfokus pada unsur-unsur individual dan tidak disertai oleh Roh Allah tidak ada artinya ( </w:t>
       </w:r>
-      <w:hyperlink r:id="rId53">
-        <w:r>
-          <w:rPr>
-            <w:lang w:val="id_ID" w:bidi="id_ID"/>
-          </w:rPr>
-          <w:rPr>
-            <w:color w:val="0000EE"/>
-            <w:u w:val="single"/>
-          </w:rPr>
-          <w:t>6:63</w:t>
-        </w:r>
-      </w:hyperlink>
+      <w:r>
+        <w:rPr>
+          <w:lang w:val="id_ID" w:bidi="id_ID"/>
+        </w:rPr>
+        <w:t>6:63</w:t>
+      </w:r>
       <w:r>
         <w:rPr>
           <w:lang w:val="id_ID" w:bidi="id_ID"/>
@@ -1354,162 +1096,108 @@
         </w:rPr>
         <w:t>Yesus Kristus. Yohanes mencatat penjelasan Yesus tentang hakikat-Nya, asal-usul-Nya, dan hubungan-Nya dengan Bapa. Yesus menegaskan kesatuan-Nya dengan Bapa (</w:t>
       </w:r>
-      <w:hyperlink r:id="rId54">
-        <w:r>
-          <w:rPr>
-            <w:lang w:val="id_ID" w:bidi="id_ID"/>
-          </w:rPr>
-          <w:rPr>
-            <w:color w:val="0000EE"/>
-            <w:u w:val="single"/>
-          </w:rPr>
-          <w:t>10:30</w:t>
-        </w:r>
-      </w:hyperlink>
+      <w:r>
+        <w:rPr>
+          <w:lang w:val="id_ID" w:bidi="id_ID"/>
+        </w:rPr>
+        <w:t>10:30</w:t>
+      </w:r>
       <w:r>
         <w:rPr>
           <w:lang w:val="id_ID" w:bidi="id_ID"/>
         </w:rPr>
         <w:t xml:space="preserve">; </w:t>
       </w:r>
-      <w:hyperlink r:id="rId55">
-        <w:r>
-          <w:rPr>
-            <w:lang w:val="id_ID" w:bidi="id_ID"/>
-          </w:rPr>
-          <w:rPr>
-            <w:color w:val="0000EE"/>
-            <w:u w:val="single"/>
-          </w:rPr>
-          <w:t>14:9–10</w:t>
-        </w:r>
-      </w:hyperlink>
+      <w:r>
+        <w:rPr>
+          <w:lang w:val="id_ID" w:bidi="id_ID"/>
+        </w:rPr>
+        <w:t>14:9–10</w:t>
+      </w:r>
       <w:r>
         <w:rPr>
           <w:lang w:val="id_ID" w:bidi="id_ID"/>
         </w:rPr>
         <w:t>), kesatuan rencana Mereka (</w:t>
       </w:r>
-      <w:hyperlink r:id="rId56">
-        <w:r>
-          <w:rPr>
-            <w:lang w:val="id_ID" w:bidi="id_ID"/>
-          </w:rPr>
-          <w:rPr>
-            <w:color w:val="0000EE"/>
-            <w:u w:val="single"/>
-          </w:rPr>
-          <w:t>5:17</w:t>
-        </w:r>
-      </w:hyperlink>
+      <w:r>
+        <w:rPr>
+          <w:lang w:val="id_ID" w:bidi="id_ID"/>
+        </w:rPr>
+        <w:t>5:17</w:t>
+      </w:r>
       <w:r>
         <w:rPr>
           <w:lang w:val="id_ID" w:bidi="id_ID"/>
         </w:rPr>
         <w:t xml:space="preserve">; </w:t>
       </w:r>
-      <w:hyperlink r:id="rId57">
-        <w:r>
-          <w:rPr>
-            <w:lang w:val="id_ID" w:bidi="id_ID"/>
-          </w:rPr>
-          <w:rPr>
-            <w:color w:val="0000EE"/>
-            <w:u w:val="single"/>
-          </w:rPr>
-          <w:t>8:42</w:t>
-        </w:r>
-      </w:hyperlink>
+      <w:r>
+        <w:rPr>
+          <w:lang w:val="id_ID" w:bidi="id_ID"/>
+        </w:rPr>
+        <w:t>8:42</w:t>
+      </w:r>
       <w:r>
         <w:rPr>
           <w:lang w:val="id_ID" w:bidi="id_ID"/>
         </w:rPr>
         <w:t>), dan keunikan pribadi Mereka (</w:t>
       </w:r>
-      <w:hyperlink r:id="rId58">
-        <w:r>
-          <w:rPr>
-            <w:lang w:val="id_ID" w:bidi="id_ID"/>
-          </w:rPr>
-          <w:rPr>
-            <w:color w:val="0000EE"/>
-            <w:u w:val="single"/>
-          </w:rPr>
-          <w:t>14:28</w:t>
-        </w:r>
-      </w:hyperlink>
+      <w:r>
+        <w:rPr>
+          <w:lang w:val="id_ID" w:bidi="id_ID"/>
+        </w:rPr>
+        <w:t>14:28</w:t>
+      </w:r>
       <w:r>
         <w:rPr>
           <w:lang w:val="id_ID" w:bidi="id_ID"/>
         </w:rPr>
         <w:t xml:space="preserve">; </w:t>
       </w:r>
-      <w:hyperlink r:id="rId59">
-        <w:r>
-          <w:rPr>
-            <w:lang w:val="id_ID" w:bidi="id_ID"/>
-          </w:rPr>
-          <w:rPr>
-            <w:color w:val="0000EE"/>
-            <w:u w:val="single"/>
-          </w:rPr>
-          <w:t>17:1–5</w:t>
-        </w:r>
-      </w:hyperlink>
+      <w:r>
+        <w:rPr>
+          <w:lang w:val="id_ID" w:bidi="id_ID"/>
+        </w:rPr>
+        <w:t>17:1–5</w:t>
+      </w:r>
       <w:r>
         <w:rPr>
           <w:lang w:val="id_ID" w:bidi="id_ID"/>
         </w:rPr>
         <w:t xml:space="preserve">). Bahkan, Yesus menggunakan gelar (““Akulah Aku“) yang dipakai Allah untuk diri-Nya sendiri di dalam Perjanjian Lama, dan karenanya, menegaskan keilahian-Nya (baca </w:t>
       </w:r>
-      <w:hyperlink r:id="rId60">
-        <w:r>
-          <w:rPr>
-            <w:lang w:val="id_ID" w:bidi="id_ID"/>
-          </w:rPr>
-          <w:rPr>
-            <w:color w:val="0000EE"/>
-            <w:u w:val="single"/>
-          </w:rPr>
-          <w:t>8:58</w:t>
-        </w:r>
-      </w:hyperlink>
+      <w:r>
+        <w:rPr>
+          <w:lang w:val="id_ID" w:bidi="id_ID"/>
+        </w:rPr>
+        <w:t>8:58</w:t>
+      </w:r>
       <w:r>
         <w:rPr>
           <w:lang w:val="id_ID" w:bidi="id_ID"/>
         </w:rPr>
         <w:t xml:space="preserve">; </w:t>
       </w:r>
-      <w:hyperlink r:id="rId61">
-        <w:r>
-          <w:rPr>
-            <w:lang w:val="id_ID" w:bidi="id_ID"/>
-          </w:rPr>
-          <w:rPr>
-            <w:color w:val="0000EE"/>
-            <w:u w:val="single"/>
-          </w:rPr>
-          <w:t>18:4–5</w:t>
-        </w:r>
-      </w:hyperlink>
+      <w:r>
+        <w:rPr>
+          <w:lang w:val="id_ID" w:bidi="id_ID"/>
+        </w:rPr>
+        <w:t>18:4–5</w:t>
+      </w:r>
       <w:r>
         <w:rPr>
           <w:lang w:val="id_ID" w:bidi="id_ID"/>
         </w:rPr>
         <w:t xml:space="preserve">; </w:t>
       </w:r>
-      <w:hyperlink r:id="rId62">
-        <w:r>
-          <w:rPr>
-            <w:lang w:val="id_ID" w:bidi="id_ID"/>
-          </w:rPr>
-          <w:rPr>
-            <w:color w:val="0000EE"/>
-            <w:u w:val="single"/>
-          </w:rPr>
-          <w:t>Kel. 3:13–14</w:t>
-        </w:r>
-      </w:hyperlink>
+      <w:r>
+        <w:rPr>
+          <w:lang w:val="id_ID" w:bidi="id_ID"/>
+        </w:rPr>
+        <w:t>Kel. 3:13–14</w:t>
+      </w:r>
       <w:r>
         <w:rPr>
           <w:lang w:val="id_ID" w:bidi="id_ID"/>
@@ -1530,90 +1218,60 @@
         </w:rPr>
         <w:t>Roh Kudus. Injil Yohanes menekankan karya Roh Kudus sebagai fitur utama pengalaman manusiawi Yesus (</w:t>
       </w:r>
-      <w:hyperlink r:id="rId63">
-        <w:r>
-          <w:rPr>
-            <w:lang w:val="id_ID" w:bidi="id_ID"/>
-          </w:rPr>
-          <w:rPr>
-            <w:color w:val="0000EE"/>
-            <w:u w:val="single"/>
-          </w:rPr>
-          <w:t>Pasal 4</w:t>
-        </w:r>
-      </w:hyperlink>
+      <w:r>
+        <w:rPr>
+          <w:lang w:val="id_ID" w:bidi="id_ID"/>
+        </w:rPr>
+        <w:t>Pasal 4</w:t>
+      </w:r>
       <w:r>
         <w:rPr>
           <w:lang w:val="id_ID" w:bidi="id_ID"/>
         </w:rPr>
         <w:t xml:space="preserve">, </w:t>
       </w:r>
-      <w:hyperlink r:id="rId64">
-        <w:r>
-          <w:rPr>
-            <w:lang w:val="id_ID" w:bidi="id_ID"/>
-          </w:rPr>
-          <w:rPr>
-            <w:color w:val="0000EE"/>
-            <w:u w:val="single"/>
-          </w:rPr>
-          <w:t>7</w:t>
-        </w:r>
-      </w:hyperlink>
+      <w:r>
+        <w:rPr>
+          <w:lang w:val="id_ID" w:bidi="id_ID"/>
+        </w:rPr>
+        <w:t>7</w:t>
+      </w:r>
       <w:r>
         <w:rPr>
           <w:lang w:val="id_ID" w:bidi="id_ID"/>
         </w:rPr>
         <w:t xml:space="preserve">) dan hidup kita (pasal </w:t>
       </w:r>
-      <w:hyperlink r:id="rId65">
-        <w:r>
-          <w:rPr>
-            <w:lang w:val="id_ID" w:bidi="id_ID"/>
-          </w:rPr>
-          <w:rPr>
-            <w:color w:val="0000EE"/>
-            <w:u w:val="single"/>
-          </w:rPr>
-          <w:t>3</w:t>
-        </w:r>
-      </w:hyperlink>
+      <w:r>
+        <w:rPr>
+          <w:lang w:val="id_ID" w:bidi="id_ID"/>
+        </w:rPr>
+        <w:t>3</w:t>
+      </w:r>
       <w:r>
         <w:rPr>
           <w:lang w:val="id_ID" w:bidi="id_ID"/>
         </w:rPr>
         <w:t xml:space="preserve">, </w:t>
       </w:r>
-      <w:hyperlink r:id="rId66">
-        <w:r>
-          <w:rPr>
-            <w:lang w:val="id_ID" w:bidi="id_ID"/>
-          </w:rPr>
-          <w:rPr>
-            <w:color w:val="0000EE"/>
-            <w:u w:val="single"/>
-          </w:rPr>
-          <w:t>14</w:t>
-        </w:r>
-      </w:hyperlink>
+      <w:r>
+        <w:rPr>
+          <w:lang w:val="id_ID" w:bidi="id_ID"/>
+        </w:rPr>
+        <w:t>14</w:t>
+      </w:r>
       <w:r>
         <w:rPr>
           <w:lang w:val="id_ID" w:bidi="id_ID"/>
         </w:rPr>
         <w:t xml:space="preserve">, dan </w:t>
       </w:r>
-      <w:hyperlink r:id="rId67">
-        <w:r>
-          <w:rPr>
-            <w:lang w:val="id_ID" w:bidi="id_ID"/>
-          </w:rPr>
-          <w:rPr>
-            <w:color w:val="0000EE"/>
-            <w:u w:val="single"/>
-          </w:rPr>
-          <w:t>16</w:t>
-        </w:r>
-      </w:hyperlink>
+      <w:r>
+        <w:rPr>
+          <w:lang w:val="id_ID" w:bidi="id_ID"/>
+        </w:rPr>
+        <w:t>16</w:t>
+      </w:r>
       <w:r>
         <w:rPr>
           <w:lang w:val="id_ID" w:bidi="id_ID"/>
@@ -1634,90 +1292,60 @@
         </w:rPr>
         <w:t>Misi Gereja. Allah mengutus Yesus ke dalam dunia (</w:t>
       </w:r>
-      <w:hyperlink r:id="rId68">
-        <w:r>
-          <w:rPr>
-            <w:lang w:val="id_ID" w:bidi="id_ID"/>
-          </w:rPr>
-          <w:rPr>
-            <w:color w:val="0000EE"/>
-            <w:u w:val="single"/>
-          </w:rPr>
-          <w:t>8:18</w:t>
-        </w:r>
-      </w:hyperlink>
+      <w:r>
+        <w:rPr>
+          <w:lang w:val="id_ID" w:bidi="id_ID"/>
+        </w:rPr>
+        <w:t>8:18</w:t>
+      </w:r>
       <w:r>
         <w:rPr>
           <w:lang w:val="id_ID" w:bidi="id_ID"/>
         </w:rPr>
         <w:t>) untuk memberitakan kemuliaan-Nya dan mempersaksikan Kabar Baik tentang penebusan. Setelah naik ke surga, sang Anak Allah melanjutkan misi-Nya melalui Roh Kudus (</w:t>
       </w:r>
-      <w:hyperlink r:id="rId69">
-        <w:r>
-          <w:rPr>
-            <w:lang w:val="id_ID" w:bidi="id_ID"/>
-          </w:rPr>
-          <w:rPr>
-            <w:color w:val="0000EE"/>
-            <w:u w:val="single"/>
-          </w:rPr>
-          <w:t>16:5–11</w:t>
-        </w:r>
-      </w:hyperlink>
+      <w:r>
+        <w:rPr>
+          <w:lang w:val="id_ID" w:bidi="id_ID"/>
+        </w:rPr>
+        <w:t>16:5–11</w:t>
+      </w:r>
       <w:r>
         <w:rPr>
           <w:lang w:val="id_ID" w:bidi="id_ID"/>
         </w:rPr>
         <w:t>), yang pada gilirannya akan memenuhi gereja dan memberi kuasa kepada orang-orang percaya untuk menggenapi misi Yesus di dalam dunia (</w:t>
       </w:r>
-      <w:hyperlink r:id="rId70">
-        <w:r>
-          <w:rPr>
-            <w:lang w:val="id_ID" w:bidi="id_ID"/>
-          </w:rPr>
-          <w:rPr>
-            <w:color w:val="0000EE"/>
-            <w:u w:val="single"/>
-          </w:rPr>
-          <w:t>20:20–23</w:t>
-        </w:r>
-      </w:hyperlink>
+      <w:r>
+        <w:rPr>
+          <w:lang w:val="id_ID" w:bidi="id_ID"/>
+        </w:rPr>
+        <w:t>20:20–23</w:t>
+      </w:r>
       <w:r>
         <w:rPr>
           <w:lang w:val="id_ID" w:bidi="id_ID"/>
         </w:rPr>
         <w:t xml:space="preserve">; </w:t>
       </w:r>
-      <w:hyperlink r:id="rId71">
-        <w:r>
-          <w:rPr>
-            <w:lang w:val="id_ID" w:bidi="id_ID"/>
-          </w:rPr>
-          <w:rPr>
-            <w:color w:val="0000EE"/>
-            <w:u w:val="single"/>
-          </w:rPr>
-          <w:t>Mat. 28:18–20</w:t>
-        </w:r>
-      </w:hyperlink>
+      <w:r>
+        <w:rPr>
+          <w:lang w:val="id_ID" w:bidi="id_ID"/>
+        </w:rPr>
+        <w:t>Mat. 28:18–20</w:t>
+      </w:r>
       <w:r>
         <w:rPr>
           <w:lang w:val="id_ID" w:bidi="id_ID"/>
         </w:rPr>
         <w:t xml:space="preserve">; </w:t>
       </w:r>
-      <w:hyperlink r:id="rId72">
-        <w:r>
-          <w:rPr>
-            <w:lang w:val="id_ID" w:bidi="id_ID"/>
-          </w:rPr>
-          <w:rPr>
-            <w:color w:val="0000EE"/>
-            <w:u w:val="single"/>
-          </w:rPr>
-          <w:t>Kis. 1:7–8</w:t>
-        </w:r>
-      </w:hyperlink>
+      <w:r>
+        <w:rPr>
+          <w:lang w:val="id_ID" w:bidi="id_ID"/>
+        </w:rPr>
+        <w:t>Kis. 1:7–8</w:t>
+      </w:r>
       <w:r>
         <w:rPr>
           <w:lang w:val="id_ID" w:bidi="id_ID"/>
@@ -1738,18 +1366,12 @@
         </w:rPr>
         <w:t xml:space="preserve">Akhir Zaman. Orang-orang Kristen mula-mula menantikan datangnya Kristus kembali, dan Yohanes menegaskan penantian ini. Sementara itu, orang-orang percaya dapat mengalami kehadiran-Nya yang dirindukan melalui Roh Kudus. Pengumuman Yesus tentang kedatangan Roh Kudus menggemakan pernyataan akan kedatangan-Nya kembali (baca </w:t>
       </w:r>
-      <w:hyperlink r:id="rId73">
-        <w:r>
-          <w:rPr>
-            <w:lang w:val="id_ID" w:bidi="id_ID"/>
-          </w:rPr>
-          <w:rPr>
-            <w:color w:val="0000EE"/>
-            <w:u w:val="single"/>
-          </w:rPr>
-          <w:t>14:15–26</w:t>
-        </w:r>
-      </w:hyperlink>
+      <w:r>
+        <w:rPr>
+          <w:lang w:val="id_ID" w:bidi="id_ID"/>
+        </w:rPr>
+        <w:t>14:15–26</w:t>
+      </w:r>
       <w:r>
         <w:rPr>
           <w:lang w:val="id_ID" w:bidi="id_ID"/>
